--- a/example_articles/countries/China/5.countries_China_Other_publisher.docx
+++ b/example_articles/countries/China/5.countries_China_Other_publisher.docx
@@ -27,17 +27,17 @@
     </w:p>
     <w:p>
       <w:r>
-        <w:t>Source File: Other publishers/Files (500) (30).DOCX</w:t>
+        <w:t>Source file: Other publishers/Files (500) (30).DOCX</w:t>
       </w:r>
     </w:p>
     <w:p>
       <w:r>
-        <w:t>Raw locations result: ['China']</w:t>
+        <w:t>Raw locations result, 'locations': ['China']</w:t>
       </w:r>
     </w:p>
     <w:p>
       <w:r>
-        <w:t>countries_stand_flat (Standardized): China</w:t>
+        <w:t>Standardized locations result, 'countries_stand_flat': China</w:t>
       </w:r>
     </w:p>
     <w:p>

--- a/example_articles/countries/China/5.countries_China_Other_publisher.docx
+++ b/example_articles/countries/China/5.countries_China_Other_publisher.docx
@@ -7,7 +7,7 @@
         <w:pStyle w:val="Heading1"/>
       </w:pPr>
       <w:r>
-        <w:t>GE enters new era as a legend leaves</w:t>
+        <w:t>Honeywell foresees obstacles, opportunity</w:t>
       </w:r>
     </w:p>
     <w:p>
@@ -17,17 +17,17 @@
     </w:p>
     <w:p>
       <w:r>
-        <w:t>Date: 2001-09-07</w:t>
+        <w:t>Date: 1998-06-07</w:t>
       </w:r>
     </w:p>
     <w:p>
       <w:r>
-        <w:t>Section: MONEY;; COVER STORY</w:t>
+        <w:t>Section: Special; Pg. 8</w:t>
       </w:r>
     </w:p>
     <w:p>
       <w:r>
-        <w:t>Source file: Other publishers/Files (500) (30).DOCX</w:t>
+        <w:t>Source file: Other publishers/Files (500) (25).DOCX</w:t>
       </w:r>
     </w:p>
     <w:p>
@@ -49,157 +49,45 @@
     </w:p>
     <w:p>
       <w:r>
-        <w:t>NEW YORK -- Are Jack Welch's shoes too big to fill?</w:t>
+        <w:t>Like many Chinese, Hao Xijuan sees the government's economic transformation as a way to a much better life.</w:t>
         <w:br/>
-        <w:t>That may be unknown for a few years. For now, suffice it to say that Welch wears a size 10. Jeffrey Immelt, who replaces the retiring Welch today as General Electric's chairman and CEO, wears a 12.</w:t>
+        <w:t xml:space="preserve"> Last fall, Hao, 23, heard from a friend that Honeywell had openings at its plant in the Tianjin Economic-Technological Development Area. She gave up her temporary job as a bank teller to get a permanent job as an assembler at Honeywell's 100-employee plant, which opened in 1994 to manufacture industrial production controls and heating controls for apartment and commercial buildings.</w:t>
         <w:br/>
-        <w:t>What will likely become apparent sooner is that Immelt's reputation for being a gentler version of Welch could be erroneous. Since being named Welch's heir 10 months ago, Immelt's image has been one of an amiable guy who doesn't need his big boot. But in separate interviews, Welch and Immelt both painted a picture of an Immelt who is tougher than his press clippings suggest.</w:t>
+        <w:t xml:space="preserve"> "I hope to stay a long time," said Hao, who rides 3.6 miles to work on her motor scooter and lives with her parents, both retired shipyard workers.</w:t>
         <w:br/>
-        <w:t>Welch, 65, has owned the nickname "Neutron Jack" since cutting more than 100,000 jobs in the early days of his 20-year reign as GE's CEO. He's known in management lore for his kick-and-hug style and his penchant for companywide performance reviews that result in the bottom 10% of GE's workforce being escorted to the door each year.</w:t>
+        <w:t>Her father, one of millions of entrepreneurial Chinese who have started small businesses, has opened a tiny general store. Together with a brother and his wife, they share a two-bedroom, fourth-floor walkup that they own, complete with an automatic washer and two TVs. They are a fairly typical working-class family newly able to strive for the beginnings of a Chinese middle class.</w:t>
         <w:br/>
-        <w:t>Immelt aims to go about running GE in much the same way. He will hire the best and promote them only when they have been pushed and inspired to their limits.</w:t>
+        <w:t xml:space="preserve"> Of the Minnesota manufacturers operating on Chinese soil, Honeywell is the biggest in terms of number of employees. The company has operated in China since the 1930s, when it opened its first distributorship in Shanghai for sales of products imported from abroad, principally from the United States. But only recently, in the 1990s, has it begun manufacturing. It already employs 2,500 production workers and is growing.</w:t>
         <w:br/>
-        <w:t>He'll have no time for a honeymoon. The economy continues to languish, and GE stock closed at $ 40.50 Thursday, off 33% from its August 2000 high. Immelt has to be pondering job cuts and, in the wake of the failed Honeywell acquisition, impatient investors may start to insist that the GE conglomerate finally be broken up into more valuable pieces.</w:t>
+        <w:t xml:space="preserve"> Honeywell's second major on-the-ground manufacturing investment was the acquisition in 1996 of the Duracraft consumer products plant in the boom town of Shenzhen. Plant sales were about $ 113 million last year, up $ 10 million from 1996.  Continued growth is expected.</w:t>
         <w:br/>
-        <w:t>Keeping the Welch 10% formula</w:t>
+        <w:t xml:space="preserve"> The work force of about 2,300 is young, averaging 20.25 years.  Most are from China's poorest regions. Almost all are single; 60 percent are women.</w:t>
         <w:br/>
-        <w:t>The Welch formula has made millionaires of those willing to invest $ 35,000 when he took over in 1981, including those who spent the dividends. He was 45 then, the age Immelt is today.</w:t>
+        <w:t xml:space="preserve"> All parts are imported. Finished products are shipped to some 100 buyers in the United States.  Top-of-the-line models that go to Sears, for example, carry its Kenmore label. Most of the others are labeled Duracraft.</w:t>
         <w:br/>
-        <w:t>Welch says the bottom 10% of employees almost always stay the bottom 10%. Immelt agrees and embraces GE's 15-year-old policy of richly rewarding its star performers, while axing the bottom one in 10.</w:t>
+        <w:t xml:space="preserve"> It is an assembly-line operation, and most of the individual workers spend entire shifts repeating the same simple task, such as putting two screws into a part passing by on a conveyor built.</w:t>
         <w:br/>
-        <w:t>"There's consequence for lack of performance, and believe me, that won't end with Jack Welch," Immelt says.</w:t>
+        <w:t xml:space="preserve"> At mealtimes, the production workers are required to walk single-file from their workplace to punch in and out with their ID cards at electronic time clocks in the free company dining room. They live eight to a room in company dormitories at no charge. Honeywell officials said living conditions are acceptable, given that the dorm rooms originally were to house a dozen workers each.  Officials declined, however, to allow journalists to visit the dorms, contending it would be an invasion of privacy.</w:t>
         <w:br/>
-        <w:t>Indeed, in the last months leading to his promotion, Immelt has been focusing on GE's top executives, deciding who has a future and who should leave. "It's just hogwash that everybody should be treated the same," Immelt says.</w:t>
+        <w:t xml:space="preserve"> Honeywell seems to have a mixed view of the potential impact on its operations of the government's newest efforts to modernize its ponderous state-owned enterprises.</w:t>
         <w:br/>
-        <w:t>What Welch says often has wide implications. Ford Motor, Sun Microsystems and others have tried versions of the 10% rule. Welch said a small retailer with 20 employees stopped him on the street. "Must I fire two?" the retailer asked. "Probably," Welch told him.</w:t>
+        <w:t xml:space="preserve"> Roger Custer, manufacturing vice president, said Tianjin government officials are "requesting" that Honeywell give hiring priority to workers laid off from the state-owned giants. He has reservations about that, describing occasional experiences when former state workers hired at the Tianjin plant performed erratically. As a whole, he said, they are less productive than others, having worked in a "culture of doing only what they are told to do when they are told to do it."</w:t>
         <w:br/>
-        <w:t>Jesuit priest James Martin, a former GE executive, has written a book calling GE's environment dehumanizing. But Welch and Immelt say the only job security is a satisfied customer, and both bristle at the suggestion that the GE way is not nice.</w:t>
+        <w:t xml:space="preserve"> He said he does not look forward to the day when local officials may begin to apply real pressure.  "We have to play it straight.  If you give in, it won't end."</w:t>
         <w:br/>
-        <w:t>"You define nice," Welch says. "Jeff is a nice guy. (Motorola CEO) Chris Galvin is a very nice guy, and he just laid off 30,000 people."</w:t>
+        <w:t xml:space="preserve"> Another Honeywell executive sees the state-owned situation as more of a possible opportunity. Scott Clements, the corporation's new director of investor relations in Minneapolis, was until recently the finance director for the China region, based in Hong Kong. He continues as a member of the board of directors overseeing Honeywell's joint venture with Sinopec, the huge state-owned Chinese oil refiner and petrochemical producer.</w:t>
         <w:br/>
-        <w:t>Cruelty, Welch says, is waiting until someone is 50 with a family, a mortgage and a 30-year stack of performance appraisals saying he's wonderful. "Then, a performance culture arrives and tells him to go. That's what's cruel."</w:t>
+        <w:t xml:space="preserve"> In 1995, Honeywell signed a five-year agreement to provide advanced process-control technology for Sinopec's 38 enterprises. The goal is to improve quality, increase production, lower pollution and cut costs. Total Honeywell revenues were projected at $ 150 million, one of the biggest deals ever for its Industrial Automation and Control section.</w:t>
         <w:br/>
-        <w:t>The subject animates Immelt, as well. Why, he asks, does the public accept a performance-based system in high school football or in college applications, but not in business? He labels it "communism" for critics to advocate a system in which even poor performers are rewarded equally.</w:t>
+        <w:t xml:space="preserve"> What may be a cloud drifted over the venture in November. The central government ordered Sinopec, a successful operation, to acquire two unprofitable petrochemical enterprises with 50,000 employees and $ 360 million in debt.</w:t>
         <w:br/>
-        <w:t>Immelt declines to reveal his politics, saying only that GE has succeeded under both Democrat and Republican presidents. Welch says he hasn't voted for a Democratic candidate for president since Lyndon Johnson.</w:t>
+        <w:t xml:space="preserve"> It is the biggest example yet of one of the government's strategies to streamline its largely unprofitable state-owned sector - requiring those who are successful to merge with those who are not in hopes the amalgam will survive without huge layoffs.</w:t>
         <w:br/>
-        <w:t>Subtle differences</w:t>
+        <w:t xml:space="preserve"> Will this be a financial drag on Sinopec that hampers the Honeywell project?</w:t>
         <w:br/>
-        <w:t>Immelt and Welch have differences, though mostly subtle. Immelt's name is often mispronounced (it's EHM-melt); Welch's never is.</w:t>
+        <w:t xml:space="preserve"> Clements said he doubts it.  In fact, he said, Sinopec's expanded responsibilities might "broaden the access" for Honeywell to do even more business with the giant than anticipated.</w:t>
         <w:br/>
-        <w:t>Immelt sits across the table at interviews; Welch will slide around eyeball to eyeball to emphasize a point. Immelt likes the Cincinnati Reds; Welch, the Boston Red Sox. Immelt plays good golf; Welch's game has slipped but remains legendary among defeated CEOs and, once, pro Greg Norman.</w:t>
-        <w:br/>
-        <w:t>Immelt has never beaten his boss in six to 10 rounds of golf. "It would be different in basketball," says Immelt, 8 inches taller.</w:t>
-        <w:br/>
-        <w:t>There may be differences of opinion about Welch's place in corporate history, but seldom has a transition of power created such a media event. Welch has reached so far into the upper strata of CEOs that his retirement results in a $ 7.1 million book advance and an interview on Oprah.</w:t>
-        <w:br/>
-        <w:t>Immelt has felt the bite of the GE system. He says he was nearly fired by Welch in the early 1990s when the GE plastics division he ran had a bad year.</w:t>
-        <w:br/>
-        <w:t>"I've had time in Jack's doghouse, for sure," Immelt said. "He said, 'Look, Jeff, you've got to get this turned around. I'm your biggest fan. I think you can do it. If you don't, you'll have to leave.' "</w:t>
-        <w:br/>
-        <w:t>Welch says he had similar conversations with "a hundred people," but says he never threatened to fire Immelt. Welch remembers warning Immelt that he wouldn't have a "big future."</w:t>
-        <w:br/>
-        <w:t>Welch hates his nickname, Neutron Jack, but he brings it up before being asked. He says the layoffs that got him the nickname were necessary for the health of the company, and he points to the dot-com implosion as vindication.</w:t>
-        <w:br/>
-        <w:t>"A half-million people have been laid off. Furniture has been auctioned. Do you think those CEOs are neutrons? Were they mean? Were they cruel? NO!" he shouts. "They didn't have a satisfied customer. They'd all like to be thriving enterprises."</w:t>
-        <w:br/>
-        <w:t>Searching for a successor</w:t>
-        <w:br/>
-        <w:t>Welch says his search for a replacement CEO began 6 or 7 years ago when Immelt was still in his 30s and one of 23 potential heirs. Welch trimmed that list as executives failed tests or moved on to run other companies.</w:t>
-        <w:br/>
-        <w:t>Welch finally narrowed the list to three: power systems head Robert Nardelli, aircraft head James McNerney; and Immelt, who was leading GE's medical division. Once Welch made his selection, Nardelli left to become CEO of Home Depot, and McNerney left to become CEO of 3M.</w:t>
-        <w:br/>
-        <w:t>What was the deciding factor? Welch said it was his "gut, nose and feel" for Immelt.</w:t>
-        <w:br/>
-        <w:t>"Jeff is a guy who will do the things that are in the best interest for the company and for the maximum number of employees. He'll do it his own way, but he'd better know how to hug and motivate, as well as demand. I know he does."</w:t>
-        <w:br/>
-        <w:t>Welch says he sees imagination and courage in Immelt. And smarts. Smart enough for Who Wants to be a Millionaire? "Wrong network," says Welch, whose GE owns NBC. Millionaire airs on ABC.</w:t>
-        <w:br/>
-        <w:t>"He's got incisive intelligence, not dabbling intelligence," Welch says. "Dabbling intelligence to me is unfocused. It's a nice characteristic, but it doesn't make a good businessman."</w:t>
-        <w:br/>
-        <w:t>Analysts warned of a GE brain drain once Welch went public with Immelt, but Immelt says there has been no wholesale executive bailout. "Unforced" turnover among the top 500 in the company has been 2% over the past 12 months, typical for any year, he says.</w:t>
-        <w:br/>
-        <w:t>Indeed, the departure of Nardelli and McNerney probably boosted the executive energy:</w:t>
-        <w:br/>
-        <w:t xml:space="preserve"> * "Every time one of them leaves, it opens up opportunity for the people who are there," says Greg Hiner who had a 35-year career at GE before becoming CEO of Owens Corning in 1991. "Every time one moves, it produces 10 other moves."</w:t>
-        <w:br/>
-        <w:t xml:space="preserve"> * "There has always been top talent leaving the company," says Thomas Tiller, who left GE in 1998 and is now CEO of Polaris Industries, a maker of snowmobiles. "That creates opportunity for younger, aggressive people to move up and take a chance."</w:t>
-        <w:br/>
-        <w:t xml:space="preserve"> * "Welch took a diffuse, unwieldy empire and gave it focus and discipline, so it became feisty and agile," says Rosabeth Moss Kanter of the Harvard Business School, "thereby proving that big, diversified companies are not obsolete or awkward."</w:t>
-        <w:br/>
-        <w:t>Indeed, if Welch and Immelt are such demanding bosses, why does all that GE talent stick around? For one thing, the two agree that leadership development is their most important job. Hugs abound, and Welch's kicks never came for taking "big swings and big risks." He's been on a mission since Day One to clear out GE's bureaucracy.</w:t>
-        <w:br/>
-        <w:t>Lastly, Welch says, people welcome discipline. He cites an internal GE survey of about 50 questions. Among lower-level employees, the scores lowest when it asks if GE "deals aggressively enough with poor performers." Only 65% say yes, Welch says.</w:t>
-        <w:br/>
-        <w:t>"This is how I analyze it," Welch said. "If you're in a rowboat of 12 people and 11 are pulling oars, the boat is spinning. Everyone is mad as hell. It frustrates them."</w:t>
-        <w:br/>
-        <w:t>Immelt agrees, and is glad he started out with GE in sales, where goals are clear and must be met.</w:t>
-        <w:br/>
-        <w:t>"I've run very tough businesses, and I've had to replace lots of talent that wasn't cutting it over the years," he says. "We've never found an area we couldn't evaluate."</w:t>
-        <w:br/>
-        <w:t>TEXT OF BIO BOXES BEGINS HERE</w:t>
-        <w:br/>
-        <w:t>Jeff Immelt</w:t>
-        <w:br/>
-        <w:t>Age: 45</w:t>
-        <w:br/>
-        <w:t>Height: 6-foot-4</w:t>
-        <w:br/>
-        <w:t>Hair: Thick</w:t>
-        <w:br/>
-        <w:t>Joined GE: 1982</w:t>
-        <w:br/>
-        <w:t>2000 compensation: $ 3.5 million salary and bonus. Owns 3 million shares of GE stock.</w:t>
-        <w:br/>
-        <w:t>Reported personality: Easygoing, friendly, natural charisma, exudes personality. Teasing sense of humor. Told jokes from TV show Mork &amp; Mindy in the Dartmouth football huddle.</w:t>
-        <w:br/>
-        <w:t>Education: Mathematics degree, Dartmouth College, 1978; MBA, Harvard Business School, 1982.</w:t>
-        <w:br/>
-        <w:t>Athletics: Offensive tackle, Dartmouth football. Brief tryout with the Cleveland Browns. High school letters in basketball, football and baseball.</w:t>
-        <w:br/>
-        <w:t>Golf handicap: 14. Has never beaten Welch.</w:t>
-        <w:br/>
-        <w:t>Family: Married, one teenage daughter. Met wife, Andrea, when she also worked at GE. Father worked for GE Aircraft for 38 years. Spends free time with family.</w:t>
-        <w:br/>
-        <w:t>Hometown: Cincinnati</w:t>
-        <w:br/>
-        <w:t>Neighborhood: Middle-class</w:t>
-        <w:br/>
-        <w:t>Religion: Presbyterian</w:t>
-        <w:br/>
-        <w:t>USA TODAY research by Del Jones</w:t>
-        <w:br/>
-        <w:t>Jack Welch</w:t>
-        <w:br/>
-        <w:t>Age: 65</w:t>
-        <w:br/>
-        <w:t>Height: 5-foot-8</w:t>
-        <w:br/>
-        <w:t>Hair: Gone</w:t>
-        <w:br/>
-        <w:t>Joined GE: 1960</w:t>
-        <w:br/>
-        <w:t>Became CEO: 1981</w:t>
-        <w:br/>
-        <w:t>Starting salary: $ 10,500</w:t>
-        <w:br/>
-        <w:t>2000 compensation: $ 16.7 million salary and bonus. Owns 22.4 million shares of GE stock.</w:t>
-        <w:br/>
-        <w:t>Reported personality: Brash, impetuous, abrasive, feisty. Yet retains the best managers and gets them to swing for the fence. He says he kicks but also hugs.</w:t>
-        <w:br/>
-        <w:t>Education: Chemical engineering, University of Massachusetts at Amherst, 1957; master's and doctorate, University of Illinois, chemical engineering, 1958 and 1960, respectively.</w:t>
-        <w:br/>
-        <w:t>Athletics: Captain of golf and hockey teams and baseball pitcher in high school. Second only to Sun Microsystems Scott McNealy among CEO golfers. Once beat pro Greg Norman, 69-70.</w:t>
-        <w:br/>
-        <w:t>Golf handicap: 8 (was once nearly 3).</w:t>
-        <w:br/>
-        <w:t>Family: An only child, he was crushed when his mother died of a heart attack at 66. Father was a railroad conductor. Divorced first wife, Carolyn, after 28 years and four children. Married in 1989 to Jane, a lawyer, 17 years younger. Spends free time working.</w:t>
-        <w:br/>
-        <w:t>Hometown: Salem, Mass.</w:t>
-        <w:br/>
-        <w:t>Neighborhood: Working class</w:t>
-        <w:br/>
-        <w:t>Religion: Catholic. Once an altar boy, no longer practices.</w:t>
+        <w:t xml:space="preserve"> Honeywell, anticipating growth of 25 percent annually, projects China sales of almost $ 500 million by 2000.</w:t>
         <w:br/>
         <w:br/>
         <w:t>Graphic</w:t>
@@ -207,7 +95,7 @@
         <w:br/>
         <w:t xml:space="preserve"> </w:t>
         <w:br/>
-        <w:t>GRAPHIC, Color, Quin Tian, USA TODAY, Source: CSI (LINE GRAPH); PHOTO, Color, Todd Plitt, USA TODAY; PHOTO, Color, Eileen Blass, USA TODAY; PHOTO, B/W, Eileen Blass, USA TODAY; PHOTO, B/W, Todd Plitt, USA TODAY; Kick and hug: Retiring CEO Jack Welch is known for his tough-love style. He's also known for a policy of cutting the lowest-performing 10% of GE's staff every year. &lt;&gt;Chip off block: Jeffrey Immelt is a follower of Welch's 10% rule. He's been spending the last few months focusing on GE's top executives, deciding who has a future and who should leave.</w:t>
+        <w:t>Photograph; Photograph; Photograph; Cartoon; Cartoon</w:t>
       </w:r>
     </w:p>
     <w:sectPr>

--- a/example_articles/countries/China/5.countries_China_Other_publisher.docx
+++ b/example_articles/countries/China/5.countries_China_Other_publisher.docx
@@ -7,7 +7,7 @@
         <w:pStyle w:val="Heading1"/>
       </w:pPr>
       <w:r>
-        <w:t>Honeywell foresees obstacles, opportunity</w:t>
+        <w:t>Sax and the seeker; Clarence Clemons documentary goes deep on the late E Street legend.</w:t>
       </w:r>
     </w:p>
     <w:p>
@@ -17,17 +17,17 @@
     </w:p>
     <w:p>
       <w:r>
-        <w:t>Date: 1998-06-07</w:t>
+        <w:t>Date: 2019-07-23</w:t>
       </w:r>
     </w:p>
     <w:p>
       <w:r>
-        <w:t>Section: Special; Pg. 8</w:t>
+        <w:t>Section: LIFE; Pg. C1</w:t>
       </w:r>
     </w:p>
     <w:p>
       <w:r>
-        <w:t>Source file: Other publishers/Files (500) (25).DOCX</w:t>
+        <w:t>Source file: Other publishers/Files (500) (8).DOCX</w:t>
       </w:r>
     </w:p>
     <w:p>
@@ -49,53 +49,49 @@
     </w:p>
     <w:p>
       <w:r>
-        <w:t>Like many Chinese, Hao Xijuan sees the government's economic transformation as a way to a much better life.</w:t>
+        <w:t>ABSTRACT</w:t>
         <w:br/>
-        <w:t xml:space="preserve"> Last fall, Hao, 23, heard from a friend that Honeywell had openings at its plant in the Tianjin Economic-Technological Development Area. She gave up her temporary job as a bank teller to get a permanent job as an assembler at Honeywell's 100-employee plant, which opened in 1994 to manufacture industrial production controls and heating controls for apartment and commercial buildings.</w:t>
+        <w:t>Clarence Clemons documentary goes deep on the late E Street legend.</w:t>
         <w:br/>
-        <w:t xml:space="preserve"> "I hope to stay a long time," said Hao, who rides 3.6 miles to work on her motor scooter and lives with her parents, both retired shipyard workers.</w:t>
+        <w:t>'Blow, Big Man, blow!"</w:t>
         <w:br/>
-        <w:t>Her father, one of millions of entrepreneurial Chinese who have started small businesses, has opened a tiny general store. Together with a brother and his wife, they share a two-bedroom, fourth-floor walkup that they own, complete with an automatic washer and two TVs. They are a fairly typical working-class family newly able to strive for the beginnings of a Chinese middle class.</w:t>
+        <w:t>To Bruce Springsteen fans, Clarence Clemons was the much-loved saxophone player essential to the E Street experience.</w:t>
         <w:br/>
-        <w:t xml:space="preserve"> Of the Minnesota manufacturers operating on Chinese soil, Honeywell is the biggest in terms of number of employees. The company has operated in China since the 1930s, when it opened its first distributorship in Shanghai for sales of products imported from abroad, principally from the United States. But only recently, in the 1990s, has it begun manufacturing. It already employs 2,500 production workers and is growing.</w:t>
+        <w:t>Clemons was the Big Man, announced last-butnot-least with a master-of-the-universe flourish. He stood to the right of the Boss and shone in operatic set pieces such as "Jungleland" and "Thunder Road," the latter often ending with Springsteen sliding into Clemons' arms for a kiss.</w:t>
         <w:br/>
-        <w:t xml:space="preserve"> Honeywell's second major on-the-ground manufacturing investment was the acquisition in 1996 of the Duracraft consumer products plant in the boom town of Shenzhen. Plant sales were about $ 113 million last year, up $ 10 million from 1996.  Continued growth is expected.</w:t>
+        <w:t>An irreplaceable figure whom Springsteen leaned on emotionally - and literally, on the Born to Run album cover - it was Clemons whose death in 2011 put the future of the E Street Band in doubt. "Losing Clarence was like losing the rain," Springsteen said nightly in his Broadway show.</w:t>
         <w:br/>
-        <w:t xml:space="preserve"> The work force of about 2,300 is young, averaging 20.25 years.  Most are from China's poorest regions. Almost all are single; 60 percent are women.</w:t>
+        <w:t>Luckily for Springsteen, Jake Clemons, the Big Man's nephew, is a sax player, and he has stepped in to keep the familial feeling going, and will be there next year when the Jersey rocker and his backing band once again go out on the road.</w:t>
         <w:br/>
-        <w:t xml:space="preserve"> All parts are imported. Finished products are shipped to some 100 buyers in the United States.  Top-of-the-line models that go to Sears, for example, carry its Kenmore label. Most of the others are labeled Duracraft.</w:t>
+        <w:t>But beyond the larger-than-life mythology, who was the real Clarence Clemons? That's the question asked by filmmaker Nick Mead's Clarence Clemons: Who Do I Think I Am?</w:t>
         <w:br/>
-        <w:t xml:space="preserve"> It is an assembly-line operation, and most of the individual workers spend entire shifts repeating the same simple task, such as putting two screws into a part passing by on a conveyor built.</w:t>
+        <w:t>The documentary will screen at 7 p.m. tonight in a Philadelphia Film Society presentation at the Roxy Theater in Center City. The movie will be released on DVD and digital platforms on Aug. 13.</w:t>
         <w:br/>
-        <w:t xml:space="preserve"> At mealtimes, the production workers are required to walk single-file from their workplace to punch in and out with their ID cards at electronic time clocks in the free company dining room. They live eight to a room in company dormitories at no charge. Honeywell officials said living conditions are acceptable, given that the dorm rooms originally were to house a dozen workers each.  Officials declined, however, to allow journalists to visit the dorms, contending it would be an invasion of privacy.</w:t>
+        <w:t>In the Springsteen universe, Clemons is a mythological figure who, in the Boss' telling in many a "10th Avenue Freeze-Out" interlude, showed up one dark and stormy night in Asbury Park and magically blessed E Street with priceless, ineffable soul. "Well, the change was made uptown, and the Big Man joined the band. ..."</w:t>
         <w:br/>
-        <w:t xml:space="preserve"> Honeywell seems to have a mixed view of the potential impact on its operations of the government's newest efforts to modernize its ponderous state-owned enterprises.</w:t>
+        <w:t>To get at what purports to be a more personal truth, Mead follows Clemons in unexpected directions. Who Do I Think I Am? casts him as a sojourner on a lonely path even as he performs in front of thousands of fans.</w:t>
         <w:br/>
-        <w:t xml:space="preserve"> Roger Custer, manufacturing vice president, said Tianjin government officials are "requesting" that Honeywell give hiring priority to workers laid off from the state-owned giants. He has reservations about that, describing occasional experiences when former state workers hired at the Tianjin plant performed erratically. As a whole, he said, they are less productive than others, having worked in a "culture of doing only what they are told to do when they are told to do it."</w:t>
+        <w:t>The movie features talking heads you might not expect to see in a Clarence Clemons documentary: guitarist Joe Walsh, producer Narada Michael Walden, and former President Bill Clinton, whom Clemons apparently became close with after the two performed James Brown's "Night Train" at an inaugural party in 1993.</w:t>
         <w:br/>
-        <w:t xml:space="preserve"> He said he does not look forward to the day when local officials may begin to apply real pressure.  "We have to play it straight.  If you give in, it won't end."</w:t>
+        <w:t>Springsteen is not interviewed, though he is heard from in concert clips that include brief excerpts of Clemons' lyrical solos, which bore the influence of his R&amp;B hero, King Curtis. E Street is represented by Clemons' nephew Jake, original drummer Vini "Mad Dog" Lopez, and Nils Lofgren, whose song, "We Miss You, C," plays over the end credits.</w:t>
         <w:br/>
-        <w:t xml:space="preserve"> Another Honeywell executive sees the state-owned situation as more of a possible opportunity. Scott Clements, the corporation's new director of investor relations in Minneapolis, was until recently the finance director for the China region, based in Hong Kong. He continues as a member of the board of directors overseeing Honeywell's joint venture with Sinopec, the huge state-owned Chinese oil refiner and petrochemical producer.</w:t>
+        <w:t>The central journey of the doc is a trip that Clemons took to northeastern China after The Rising tour in 2005, where he visited ancient temples and sought a respite in the working-class city of Fuxin.</w:t>
         <w:br/>
-        <w:t xml:space="preserve"> In 1995, Honeywell signed a five-year agreement to provide advanced process-control technology for Sinopec's 38 enterprises. The goal is to improve quality, increase production, lower pollution and cut costs. Total Honeywell revenues were projected at $ 150 million, one of the biggest deals ever for its Industrial Automation and Control section.</w:t>
+        <w:t>That quest for anonymity is halfway successful. Mead's camera follows Clemons into the town square, where the 6-foot-5 sax man attracts attention in part because many people had never seen a black man before. "Bruce Springsteen?" one man asks. "What's that?"</w:t>
         <w:br/>
-        <w:t xml:space="preserve"> What may be a cloud drifted over the venture in November. The central government ordered Sinopec, a successful operation, to acquire two unprofitable petrochemical enterprises with 50,000 employees and $ 360 million in debt.</w:t>
+        <w:t>The film was in the works before the sax man's death, and along with music composed and performed by Clemons, it includes haunting footage of the musician looking into the camera, talking about his search.</w:t>
         <w:br/>
-        <w:t xml:space="preserve"> It is the biggest example yet of one of the government's strategies to streamline its largely unprofitable state-owned sector - requiring those who are successful to merge with those who are not in hopes the amalgam will survive without huge layoffs.</w:t>
+        <w:t>British director Mead became friends with Clemons after casting him as a hornplaying wise man in the 1999 indie movie Swing, which starred Lisa Stansfield.</w:t>
         <w:br/>
-        <w:t xml:space="preserve"> Will this be a financial drag on Sinopec that hampers the Honeywell project?</w:t>
+        <w:t>Who Do I Think I Am? doesn't bother nailing down details of Clemons' life. Mead does go to Virginia to meet two of Clemons' aunts who helped raise him. And a white childhood best friend recalls trips to Virginia Beach, where the two buddies would have to take separate buses in the segregated South.</w:t>
         <w:br/>
-        <w:t xml:space="preserve"> Clements said he doubts it.  In fact, he said, Sinopec's expanded responsibilities might "broaden the access" for Honeywell to do even more business with the giant than anticipated.</w:t>
+        <w:t>There's no mention of any of Clemons' five wives or of his children, and a 1968 car accident that derailed a potential professional football career is mentioned only in passing, as if we, as Springsteen fans, are supposed to know about it already.</w:t>
         <w:br/>
-        <w:t xml:space="preserve"> Honeywell, anticipating growth of 25 percent annually, projects China sales of almost $ 500 million by 2000.</w:t>
+        <w:t>Who Do I Think I Am? is fond and affectionate. Everybody who knew Clemons loved him, it seems. The movie celebrates his zest for life - a favorite carpe diem saying was, "Order the good wine." An ESPN producer who hired Clemons' band Temple of Soul talks about how Clemons "lived like a king."</w:t>
         <w:br/>
+        <w:t>The movie, which is largely shot in black and white, misses the thrill ride one supposes would be at least part of the E Street story. Instead, it portrays Clemons as a seeker attempting to get a grip on himself, and his place in the world. By the end, he believes he's found it in the music.</w:t>
         <w:br/>
-        <w:t>Graphic</w:t>
-        <w:br/>
-        <w:br/>
-        <w:t xml:space="preserve"> </w:t>
-        <w:br/>
-        <w:t>Photograph; Photograph; Photograph; Cartoon; Cartoon</w:t>
+        <w:t>"The heart of it," he says, "is that one note ... the same note night after night. That's the promised land. That's where I belong. That's who I think I am." ddeluca@inquirer.com delucadan</w:t>
       </w:r>
     </w:p>
     <w:sectPr>

--- a/example_articles/countries/China/5.countries_China_Other_publisher.docx
+++ b/example_articles/countries/China/5.countries_China_Other_publisher.docx
@@ -7,7 +7,7 @@
         <w:pStyle w:val="Heading1"/>
       </w:pPr>
       <w:r>
-        <w:t>Sax and the seeker; Clarence Clemons documentary goes deep on the late E Street legend.</w:t>
+        <w:t>GENIUS IN A SECOND LANGUAGE IT'S HARD ENOUGH TO WIN THE NATIONAL BOOK AWARD. XUEFEI JIN, AUTHOR OF THE ACCLAIMED "WAITING," HAD TO LEARN ENGLISH FIRST.</w:t>
       </w:r>
     </w:p>
     <w:p>
@@ -17,22 +17,22 @@
     </w:p>
     <w:p>
       <w:r>
-        <w:t>Date: 2019-07-23</w:t>
+        <w:t>Date: 1999-12-09</w:t>
       </w:r>
     </w:p>
     <w:p>
       <w:r>
-        <w:t>Section: LIFE; Pg. C1</w:t>
+        <w:t>Section: FEATURES MAGAZINE: LIFESTYLE; Pg. G01</w:t>
       </w:r>
     </w:p>
     <w:p>
       <w:r>
-        <w:t>Source file: Other publishers/Files (500) (8).DOCX</w:t>
+        <w:t>Source file: Other publishers/Files (500) (30).DOCX</w:t>
       </w:r>
     </w:p>
     <w:p>
       <w:r>
-        <w:t>Raw locations result, 'locations': ['China']</w:t>
+        <w:t>Raw locations result, 'locations': ['Georgia', 'Massachusetts', 'China']</w:t>
       </w:r>
     </w:p>
     <w:p>
@@ -49,49 +49,127 @@
     </w:p>
     <w:p>
       <w:r>
-        <w:t>ABSTRACT</w:t>
+        <w:t>Imagine you are a promising graduate student in literature. But one day, for reasons beyond your control, you realize that you will no longer be able to write in English. From now on, you will have to express yourself in Chinese.</w:t>
         <w:br/>
-        <w:t>Clarence Clemons documentary goes deep on the late E Street legend.</w:t>
+        <w:t>You must not only master the vocabulary and syntax of Chinese, but its rhythms; not just be conversant, but poetic.</w:t>
         <w:br/>
-        <w:t>'Blow, Big Man, blow!"</w:t>
+        <w:t>And that's not all: You must support your family by writing fiction in Chinese, and you must be so inspiring that China's most esteemed writers laud you as one of the best.</w:t>
         <w:br/>
-        <w:t>To Bruce Springsteen fans, Clarence Clemons was the much-loved saxophone player essential to the E Street experience.</w:t>
+        <w:t>Impossible?</w:t>
         <w:br/>
-        <w:t>Clemons was the Big Man, announced last-butnot-least with a master-of-the-universe flourish. He stood to the right of the Boss and shone in operatic set pieces such as "Jungleland" and "Thunder Road," the latter often ending with Springsteen sliding into Clemons' arms for a kiss.</w:t>
+        <w:t>Meet Xuefei (Shway-fay) Jin. The 43-year-old Chinese immigrant made just such a linguistic about-face, only in his case, English became his adopted language - and the language of his acclaim.</w:t>
         <w:br/>
-        <w:t>An irreplaceable figure whom Springsteen leaned on emotionally - and literally, on the Born to Run album cover - it was Clemons whose death in 2011 put the future of the E Street Band in doubt. "Losing Clarence was like losing the rain," Springsteen said nightly in his Broadway show.</w:t>
+        <w:t>In New York last month, the Emory University professor - who uses the pen name Ha Jin - won the National Book Award for his first novel, Waiting (Pantheon, 1999), about a Chinese military doctor who wants to end his arranged marriage to wed a nurse he loves. In accepting the award, Jin thanked his agent, his wife - and English.</w:t>
         <w:br/>
-        <w:t>Luckily for Springsteen, Jake Clemons, the Big Man's nephew, is a sax player, and he has stepped in to keep the familial feeling going, and will be there next year when the Jersey rocker and his backing band once again go out on the road.</w:t>
+        <w:t>"Above all, I thank the English language, which has embraced me as an author and provided me with a niche where I can do meaningful work," Jin told a constellation of publishing luminaries.</w:t>
         <w:br/>
-        <w:t>But beyond the larger-than-life mythology, who was the real Clarence Clemons? That's the question asked by filmmaker Nick Mead's Clarence Clemons: Who Do I Think I Am?</w:t>
+        <w:t>It was only the third time in the 50-year history of the award that the fiction prize went to a novelist who didn't speak English as his native language. (The other two winners were Polish novelists Isaac Bashevis Singer and Jerzy Kosinski.)</w:t>
         <w:br/>
-        <w:t>The documentary will screen at 7 p.m. tonight in a Philadelphia Film Society presentation at the Roxy Theater in Center City. The movie will be released on DVD and digital platforms on Aug. 13.</w:t>
+        <w:t>When Lynna Williams, Jin's colleague in the creative writing program at Emory, watched a videotape of his acceptance speech, she threw her 20-year-old cat off her lap and jumped up and down, clapping.</w:t>
         <w:br/>
-        <w:t>In the Springsteen universe, Clemons is a mythological figure who, in the Boss' telling in many a "10th Avenue Freeze-Out" interlude, showed up one dark and stormy night in Asbury Park and magically blessed E Street with priceless, ineffable soul. "Well, the change was made uptown, and the Big Man joined the band. ..."</w:t>
+        <w:t>"On one level, it doesn't make sense," said Williams, the director of Emory's writing program who had recruited Jin six years ago. "When I try to contemplate what Xuefei has done, I kind of shut down. I can't even think about it. I can't think about a similarly reversed experience."</w:t>
         <w:br/>
-        <w:t>To get at what purports to be a more personal truth, Mead follows Clemons in unexpected directions. Who Do I Think I Am? casts him as a sojourner on a lonely path even as he performs in front of thousands of fans.</w:t>
+        <w:t>Jin describes his accomplishments in less heroic terms. "If you have to survive, you don't have a choice," he explained in his small, spare, book-padded office at Emory in Atlanta. Spoken English does not come easily to him. He speaks slowly and deliberately and wraps many of his words with the strong "r" sound of the Mandarin dialect. On mastering English, he said, "It was hard. It has been hard. It is still hard."</w:t>
         <w:br/>
-        <w:t>The movie features talking heads you might not expect to see in a Clarence Clemons documentary: guitarist Joe Walsh, producer Narada Michael Walden, and former President Bill Clinton, whom Clemons apparently became close with after the two performed James Brown's "Night Train" at an inaugural party in 1993.</w:t>
+        <w:t>This isn't at all where Xuefei Jin expected to be. When he arrived in Boston in 1985 to study American and British poetry at Brandeis University, he had it all figured out. He would earn a doctorate, return to China and settle into a cushy job as a professor, translating American poetry and novels on the side.</w:t>
         <w:br/>
-        <w:t>Springsteen is not interviewed, though he is heard from in concert clips that include brief excerpts of Clemons' lyrical solos, which bore the influence of his R&amp;B hero, King Curtis. E Street is represented by Clemons' nephew Jake, original drummer Vini "Mad Dog" Lopez, and Nils Lofgren, whose song, "We Miss You, C," plays over the end credits.</w:t>
+        <w:t>But everything changed for him on the night of June 3, 1989. In his Boston apartment, Jin watched U.S. television news reports from Beijing's Tiananmen Square, showing Chinese soldiers quashing pro-democracy protests. Jin, who spent five years as a Chinese soldier, could not fathom that the People's Liberation Army was shooting at - killing - the people. He cried. "It was a very painful moment for him," said his wife, Lisha Bian.</w:t>
         <w:br/>
-        <w:t>The central journey of the doc is a trip that Clemons took to northeastern China after The Rising tour in 2005, where he visited ancient temples and sought a respite in the working-class city of Fuxin.</w:t>
+        <w:t>Then and there, Jin decided not to return to China. "I was outraged - still am outraged," Jin said.</w:t>
         <w:br/>
-        <w:t>That quest for anonymity is halfway successful. Mead's camera follows Clemons into the town square, where the 6-foot-5 sax man attracts attention in part because many people had never seen a black man before. "Bruce Springsteen?" one man asks. "What's that?"</w:t>
+        <w:t>In the poem June 1989, spoken in the voice of a Chinese expatriate in the States, Jin wrote:</w:t>
         <w:br/>
-        <w:t>The film was in the works before the sax man's death, and along with music composed and performed by Clemons, it includes haunting footage of the musician looking into the camera, talking about his search.</w:t>
+        <w:t>Here, our flags, our national flags,</w:t>
         <w:br/>
-        <w:t>British director Mead became friends with Clemons after casting him as a hornplaying wise man in the 1999 indie movie Swing, which starred Lisa Stansfield.</w:t>
+        <w:t>Have dropped halfway on every pole.</w:t>
         <w:br/>
-        <w:t>Who Do I Think I Am? doesn't bother nailing down details of Clemons' life. Mead does go to Virginia to meet two of Clemons' aunts who helped raise him. And a white childhood best friend recalls trips to Virginia Beach, where the two buddies would have to take separate buses in the segregated South.</w:t>
+        <w:t>Even schoolchildren stand silent before class.</w:t>
         <w:br/>
-        <w:t>There's no mention of any of Clemons' five wives or of his children, and a 1968 car accident that derailed a potential professional football career is mentioned only in passing, as if we, as Springsteen fans, are supposed to know about it already.</w:t>
+        <w:t>The whole world knows, except</w:t>
         <w:br/>
-        <w:t>Who Do I Think I Am? is fond and affectionate. Everybody who knew Clemons loved him, it seems. The movie celebrates his zest for life - a favorite carpe diem saying was, "Order the good wine." An ESPN producer who hired Clemons' band Temple of Soul talks about how Clemons "lived like a king."</w:t>
+        <w:t>The Chinese who mourn and celebrate,</w:t>
         <w:br/>
-        <w:t>The movie, which is largely shot in black and white, misses the thrill ride one supposes would be at least part of the E Street story. Instead, it portrays Clemons as a seeker attempting to get a grip on himself, and his place in the world. By the end, he believes he's found it in the music.</w:t>
+        <w:t>Mourning for the deaths of murderers,</w:t>
         <w:br/>
-        <w:t>"The heart of it," he says, "is that one note ... the same note night after night. That's the promised land. That's where I belong. That's who I think I am." ddeluca@inquirer.com delucadan</w:t>
+        <w:t>Celebrating the murder of themselves.</w:t>
+        <w:br/>
+        <w:t>Deciding to stay in America was one thing; he was quickly granted permission. Now came the hard part: finding work.</w:t>
+        <w:br/>
+        <w:t>Jin failed at landing a college teaching job and just about everything else. He couldn't find work as a translator. He couldn't find work as a Chinese language tutor.</w:t>
+        <w:br/>
+        <w:t>Just one step shy of a doctorate from Brandeis (all he had to do was defend his dissertation), he enrolled in the creative writing program at Boston University, partly because, as a graduate student, he could buy cheap health insurance for his wife and son.</w:t>
+        <w:br/>
+        <w:t>Chinese friends scolded him as impractical. They urged him to switch to business school. Instead he told them he would write books of poetry and fiction.</w:t>
+        <w:br/>
+        <w:t>In English.</w:t>
+        <w:br/>
+        <w:t>Unlike other exiled writers, he had no following in China, no established audience. He was starting from scratch. "Most Chinese thought he was crazy and stopped communicating with us," said Lisha Bian, 44. "They think he was a loser."</w:t>
+        <w:br/>
+        <w:t>In just nine years, the "loser" has published two books of poetry, two books of short fiction, a novella, and the novel Waiting. His collection of short stories, Ocean of Words (Zoland Books, 1996), won the Ernest Hemingway Foundation/Pen Award for First Fiction. The other collection, Under the Red Flag (University of Georgia Press, 1997), received the Flannery O'Connor Award for Short Fiction.</w:t>
+        <w:br/>
+        <w:t>"I had to start as a regular common person making my own living," Jin said. "With modern Chinese, especially educated Chinese, there is a kind of aristocratic mentality. Step by step, I squeezed that out of myself."</w:t>
+        <w:br/>
+        <w:t>Leslie Epstein, director of the creative writing program at Boston University, said of his former student: "He's the only writer that I've had in my program - and we've had famous writers like Sue Miller and Arthur Golden - who may be a genius."</w:t>
+        <w:br/>
+        <w:t>Nothing came easy for Xuefei Jin. The son of an Army official, he joined the People's Liberation Army at 14. It was the height of the Cultural Revolution, a decade of chaos when schools all over China were closed and young Red Guards terrorized the populace.</w:t>
+        <w:br/>
+        <w:t>Jin was sent to a military outpost in Hunchun, a forsaken finger of northeastern China with North Korea on one side and the Soviet Union on the other. His job was hauling ammunition for antitank cannons, aimed at Soviet border troops. One day, shivering in the snow on duty, Jin started reading a translation of Leo Tolstoy's War and Peace, one of the few books on hand. He had a revelation: The Russians were the same as the Chinese. They have the same human yearnings and yet here we are guarding against them at the border.</w:t>
+        <w:br/>
+        <w:t>He began to write poems and essays. "I was basically illiterate," he said. "I had to start my schooling by myself."</w:t>
+        <w:br/>
+        <w:t>Five years of the army were enough. At 19, Jin was discharged and got a job with the railway as a telegraph operator in another frontier town, Jiamusi, even farther north and colder.</w:t>
+        <w:br/>
+        <w:t>The best part of the job was the office Jin had all to himself. He stole time to read whatever he could get his hands on from the railway's small library: Karl Marx and Friedrich Engels, translated Russian epics, Chinese propaganda. Determined to educate himself, he rose at dawn every morning for a half-hour lesson in English on the radio. His goal was to read Engels' The Condition of the Working Class in England in 1844 in its original English.</w:t>
+        <w:br/>
+        <w:t>In 1977, when colleges in China reopened after the anarchic Cultural Revolution, Jin passed the entrance examination. The next year, he entered Heilongjiang University in the northeastern city of Harbin as an English major - his last choice.</w:t>
+        <w:br/>
+        <w:t>Jin went on to earn a master's degree from Shandong University in eastern China. His specialty was American literature, a hot subject among Chinese intellectuals in the early 1980s. China had just opened its doors to trade and travel. After decades of politically correct Russian novels, it was now OK to read American writers.</w:t>
+        <w:br/>
+        <w:t>"Everyone was talking about Hemingway's novellas at the time," Jin said. "I was just following the trend."</w:t>
+        <w:br/>
+        <w:t>At Brandeis, he studied British and American poets by day - and did just about every menial job by night. He was a waiter until he was demoted to busboy because he couldn't remember the wine list. He was a hospital janitor and a night watchman at a chemical factory - his favorite job because he gave him a lot of time to read.</w:t>
+        <w:br/>
+        <w:t>After he made his decision to stay in the United States, Jin warned his wife that it wouldn't be easy.</w:t>
+        <w:br/>
+        <w:t>"I was very confused at that time," Jin said. "I was really lost for a year. I told her, 'If I continue to write, perhaps after eight years I could find a decent job teaching creative writing.' She said, 'OK, I could wait.' "</w:t>
+        <w:br/>
+        <w:t>"I could write papers, but fiction and poetry are different," Jin added. "Basically, I had to relearn the language. It took quite a few years to go through that process. I'm still learning, but it's less frustrating."</w:t>
+        <w:br/>
+        <w:t>Epstein, his first writing teacher at Boston University, remembers how hard it was to decipher what Jin was saying because of his thick accent. "He didn't have a grasp of English idioms at all, and he insisted on writing in English," Epstein said. "We just worked at it. At the end of one semester, he was correcting my English."</w:t>
+        <w:br/>
+        <w:t>Of all the languages to slip into, moving from Chinese to English is one of the most daunting. Different words, different architecture. In Waiting, Jin starts the book with the powerful sentence, "Every summer Lin Kong returned to Goose Village to divorce his wife, Shuyu."</w:t>
+        <w:br/>
+        <w:t>In Chinese, the structure would be, "Every year summer, Lin Kong to Goose Village go to get with his wife divorce."</w:t>
+        <w:br/>
+        <w:t>"It doesn't sound as good as English," he said, laughing. "English is more eloquent."</w:t>
+        <w:br/>
+        <w:t>Determined to compose in English, he found a voice. His writing style is sparse and calm, but his descriptions in Waiting of commonplace scenes in China - a dormitory cafeteria, a village house in northeastern China, a typical banquet - are layered with images.</w:t>
+        <w:br/>
+        <w:t>His first book of poetry was published in 1990. He spent two years at Boston University - one just to audit the program and the second as an enrolled student. After he got his master's degree, Emory recruited him in 1993 as a poet for its writing program.</w:t>
+        <w:br/>
+        <w:t>Now a tenured professor, he and his wife and their son, Wenjin, 16, have settled into a comfortable life in Atlanta. Lisha no longer has to clean houses or watch other people's children to make ends meet.</w:t>
+        <w:br/>
+        <w:t>On the Emory campus, where the strapping oaks and pines seem to remind all who pass underneath of their smallness, Jin is a star.</w:t>
+        <w:br/>
+        <w:t>Last week, on the first cold day of the fall, he read from his novel for the first time since winning the National Book Award. At the modern marble Robert W. Woodruff Library, more than 150 people crammed into a conference room. Students in the back stood on chairs to get a better look. His colleagues from the writing department, who filled the front rows, seemed genuinely thrilled by his success.</w:t>
+        <w:br/>
+        <w:t>Xuefei Jin sat next to his wife in the front row, waiting for Emory president William Chace to make his introduction. Lisha pushed back a wisp of her husband's curly hair.</w:t>
+        <w:br/>
+        <w:t>Chace, a former English professor and James Joyce scholar, hailed Jin as "a most extraordinary writer and most extraordinary man."</w:t>
+        <w:br/>
+        <w:t>The applause were long and loud.</w:t>
+        <w:br/>
+        <w:t>"I'm really dazed by this," Jin said into the microphone with quiet embarrassment. Without much ado, he opened his book and read his words.</w:t>
+        <w:br/>
+        <w:t>The wait was over.</w:t>
+        <w:br/>
+        <w:br/>
+        <w:t>Graphic</w:t>
+        <w:br/>
+        <w:br/>
+        <w:t xml:space="preserve"> </w:t>
+        <w:br/>
+        <w:t>PHOTO</w:t>
       </w:r>
     </w:p>
     <w:sectPr>

--- a/example_articles/countries/China/5.countries_China_Other_publisher.docx
+++ b/example_articles/countries/China/5.countries_China_Other_publisher.docx
@@ -7,7 +7,7 @@
         <w:pStyle w:val="Heading1"/>
       </w:pPr>
       <w:r>
-        <w:t>GENIUS IN A SECOND LANGUAGE IT'S HARD ENOUGH TO WIN THE NATIONAL BOOK AWARD. XUEFEI JIN, AUTHOR OF THE ACCLAIMED "WAITING," HAD TO LEARN ENGLISH FIRST.</w:t>
+        <w:t>Sax and the seeker; Clarence Clemons documentary goes deep on the late E Street legend.</w:t>
       </w:r>
     </w:p>
     <w:p>
@@ -17,22 +17,22 @@
     </w:p>
     <w:p>
       <w:r>
-        <w:t>Date: 1999-12-09</w:t>
+        <w:t>Date: 2019-07-23</w:t>
       </w:r>
     </w:p>
     <w:p>
       <w:r>
-        <w:t>Section: FEATURES MAGAZINE: LIFESTYLE; Pg. G01</w:t>
+        <w:t>Section: LIFE; Pg. C1</w:t>
       </w:r>
     </w:p>
     <w:p>
       <w:r>
-        <w:t>Source file: Other publishers/Files (500) (30).DOCX</w:t>
+        <w:t>Source file: Other publishers/Files (500) (8).DOCX</w:t>
       </w:r>
     </w:p>
     <w:p>
       <w:r>
-        <w:t>Raw locations result, 'locations': ['Georgia', 'Massachusetts', 'China']</w:t>
+        <w:t>Raw locations result, 'locations': ['China']</w:t>
       </w:r>
     </w:p>
     <w:p>
@@ -49,127 +49,49 @@
     </w:p>
     <w:p>
       <w:r>
-        <w:t>Imagine you are a promising graduate student in literature. But one day, for reasons beyond your control, you realize that you will no longer be able to write in English. From now on, you will have to express yourself in Chinese.</w:t>
+        <w:t>ABSTRACT</w:t>
         <w:br/>
-        <w:t>You must not only master the vocabulary and syntax of Chinese, but its rhythms; not just be conversant, but poetic.</w:t>
+        <w:t>Clarence Clemons documentary goes deep on the late E Street legend.</w:t>
         <w:br/>
-        <w:t>And that's not all: You must support your family by writing fiction in Chinese, and you must be so inspiring that China's most esteemed writers laud you as one of the best.</w:t>
+        <w:t>'Blow, Big Man, blow!"</w:t>
         <w:br/>
-        <w:t>Impossible?</w:t>
+        <w:t>To Bruce Springsteen fans, Clarence Clemons was the much-loved saxophone player essential to the E Street experience.</w:t>
         <w:br/>
-        <w:t>Meet Xuefei (Shway-fay) Jin. The 43-year-old Chinese immigrant made just such a linguistic about-face, only in his case, English became his adopted language - and the language of his acclaim.</w:t>
+        <w:t>Clemons was the Big Man, announced last-butnot-least with a master-of-the-universe flourish. He stood to the right of the Boss and shone in operatic set pieces such as "Jungleland" and "Thunder Road," the latter often ending with Springsteen sliding into Clemons' arms for a kiss.</w:t>
         <w:br/>
-        <w:t>In New York last month, the Emory University professor - who uses the pen name Ha Jin - won the National Book Award for his first novel, Waiting (Pantheon, 1999), about a Chinese military doctor who wants to end his arranged marriage to wed a nurse he loves. In accepting the award, Jin thanked his agent, his wife - and English.</w:t>
+        <w:t>An irreplaceable figure whom Springsteen leaned on emotionally - and literally, on the Born to Run album cover - it was Clemons whose death in 2011 put the future of the E Street Band in doubt. "Losing Clarence was like losing the rain," Springsteen said nightly in his Broadway show.</w:t>
         <w:br/>
-        <w:t>"Above all, I thank the English language, which has embraced me as an author and provided me with a niche where I can do meaningful work," Jin told a constellation of publishing luminaries.</w:t>
+        <w:t>Luckily for Springsteen, Jake Clemons, the Big Man's nephew, is a sax player, and he has stepped in to keep the familial feeling going, and will be there next year when the Jersey rocker and his backing band once again go out on the road.</w:t>
         <w:br/>
-        <w:t>It was only the third time in the 50-year history of the award that the fiction prize went to a novelist who didn't speak English as his native language. (The other two winners were Polish novelists Isaac Bashevis Singer and Jerzy Kosinski.)</w:t>
+        <w:t>But beyond the larger-than-life mythology, who was the real Clarence Clemons? That's the question asked by filmmaker Nick Mead's Clarence Clemons: Who Do I Think I Am?</w:t>
         <w:br/>
-        <w:t>When Lynna Williams, Jin's colleague in the creative writing program at Emory, watched a videotape of his acceptance speech, she threw her 20-year-old cat off her lap and jumped up and down, clapping.</w:t>
+        <w:t>The documentary will screen at 7 p.m. tonight in a Philadelphia Film Society presentation at the Roxy Theater in Center City. The movie will be released on DVD and digital platforms on Aug. 13.</w:t>
         <w:br/>
-        <w:t>"On one level, it doesn't make sense," said Williams, the director of Emory's writing program who had recruited Jin six years ago. "When I try to contemplate what Xuefei has done, I kind of shut down. I can't even think about it. I can't think about a similarly reversed experience."</w:t>
+        <w:t>In the Springsteen universe, Clemons is a mythological figure who, in the Boss' telling in many a "10th Avenue Freeze-Out" interlude, showed up one dark and stormy night in Asbury Park and magically blessed E Street with priceless, ineffable soul. "Well, the change was made uptown, and the Big Man joined the band. ..."</w:t>
         <w:br/>
-        <w:t>Jin describes his accomplishments in less heroic terms. "If you have to survive, you don't have a choice," he explained in his small, spare, book-padded office at Emory in Atlanta. Spoken English does not come easily to him. He speaks slowly and deliberately and wraps many of his words with the strong "r" sound of the Mandarin dialect. On mastering English, he said, "It was hard. It has been hard. It is still hard."</w:t>
+        <w:t>To get at what purports to be a more personal truth, Mead follows Clemons in unexpected directions. Who Do I Think I Am? casts him as a sojourner on a lonely path even as he performs in front of thousands of fans.</w:t>
         <w:br/>
-        <w:t>This isn't at all where Xuefei Jin expected to be. When he arrived in Boston in 1985 to study American and British poetry at Brandeis University, he had it all figured out. He would earn a doctorate, return to China and settle into a cushy job as a professor, translating American poetry and novels on the side.</w:t>
+        <w:t>The movie features talking heads you might not expect to see in a Clarence Clemons documentary: guitarist Joe Walsh, producer Narada Michael Walden, and former President Bill Clinton, whom Clemons apparently became close with after the two performed James Brown's "Night Train" at an inaugural party in 1993.</w:t>
         <w:br/>
-        <w:t>But everything changed for him on the night of June 3, 1989. In his Boston apartment, Jin watched U.S. television news reports from Beijing's Tiananmen Square, showing Chinese soldiers quashing pro-democracy protests. Jin, who spent five years as a Chinese soldier, could not fathom that the People's Liberation Army was shooting at - killing - the people. He cried. "It was a very painful moment for him," said his wife, Lisha Bian.</w:t>
+        <w:t>Springsteen is not interviewed, though he is heard from in concert clips that include brief excerpts of Clemons' lyrical solos, which bore the influence of his R&amp;B hero, King Curtis. E Street is represented by Clemons' nephew Jake, original drummer Vini "Mad Dog" Lopez, and Nils Lofgren, whose song, "We Miss You, C," plays over the end credits.</w:t>
         <w:br/>
-        <w:t>Then and there, Jin decided not to return to China. "I was outraged - still am outraged," Jin said.</w:t>
+        <w:t>The central journey of the doc is a trip that Clemons took to northeastern China after The Rising tour in 2005, where he visited ancient temples and sought a respite in the working-class city of Fuxin.</w:t>
         <w:br/>
-        <w:t>In the poem June 1989, spoken in the voice of a Chinese expatriate in the States, Jin wrote:</w:t>
+        <w:t>That quest for anonymity is halfway successful. Mead's camera follows Clemons into the town square, where the 6-foot-5 sax man attracts attention in part because many people had never seen a black man before. "Bruce Springsteen?" one man asks. "What's that?"</w:t>
         <w:br/>
-        <w:t>Here, our flags, our national flags,</w:t>
+        <w:t>The film was in the works before the sax man's death, and along with music composed and performed by Clemons, it includes haunting footage of the musician looking into the camera, talking about his search.</w:t>
         <w:br/>
-        <w:t>Have dropped halfway on every pole.</w:t>
+        <w:t>British director Mead became friends with Clemons after casting him as a hornplaying wise man in the 1999 indie movie Swing, which starred Lisa Stansfield.</w:t>
         <w:br/>
-        <w:t>Even schoolchildren stand silent before class.</w:t>
+        <w:t>Who Do I Think I Am? doesn't bother nailing down details of Clemons' life. Mead does go to Virginia to meet two of Clemons' aunts who helped raise him. And a white childhood best friend recalls trips to Virginia Beach, where the two buddies would have to take separate buses in the segregated South.</w:t>
         <w:br/>
-        <w:t>The whole world knows, except</w:t>
+        <w:t>There's no mention of any of Clemons' five wives or of his children, and a 1968 car accident that derailed a potential professional football career is mentioned only in passing, as if we, as Springsteen fans, are supposed to know about it already.</w:t>
         <w:br/>
-        <w:t>The Chinese who mourn and celebrate,</w:t>
+        <w:t>Who Do I Think I Am? is fond and affectionate. Everybody who knew Clemons loved him, it seems. The movie celebrates his zest for life - a favorite carpe diem saying was, "Order the good wine." An ESPN producer who hired Clemons' band Temple of Soul talks about how Clemons "lived like a king."</w:t>
         <w:br/>
-        <w:t>Mourning for the deaths of murderers,</w:t>
+        <w:t>The movie, which is largely shot in black and white, misses the thrill ride one supposes would be at least part of the E Street story. Instead, it portrays Clemons as a seeker attempting to get a grip on himself, and his place in the world. By the end, he believes he's found it in the music.</w:t>
         <w:br/>
-        <w:t>Celebrating the murder of themselves.</w:t>
-        <w:br/>
-        <w:t>Deciding to stay in America was one thing; he was quickly granted permission. Now came the hard part: finding work.</w:t>
-        <w:br/>
-        <w:t>Jin failed at landing a college teaching job and just about everything else. He couldn't find work as a translator. He couldn't find work as a Chinese language tutor.</w:t>
-        <w:br/>
-        <w:t>Just one step shy of a doctorate from Brandeis (all he had to do was defend his dissertation), he enrolled in the creative writing program at Boston University, partly because, as a graduate student, he could buy cheap health insurance for his wife and son.</w:t>
-        <w:br/>
-        <w:t>Chinese friends scolded him as impractical. They urged him to switch to business school. Instead he told them he would write books of poetry and fiction.</w:t>
-        <w:br/>
-        <w:t>In English.</w:t>
-        <w:br/>
-        <w:t>Unlike other exiled writers, he had no following in China, no established audience. He was starting from scratch. "Most Chinese thought he was crazy and stopped communicating with us," said Lisha Bian, 44. "They think he was a loser."</w:t>
-        <w:br/>
-        <w:t>In just nine years, the "loser" has published two books of poetry, two books of short fiction, a novella, and the novel Waiting. His collection of short stories, Ocean of Words (Zoland Books, 1996), won the Ernest Hemingway Foundation/Pen Award for First Fiction. The other collection, Under the Red Flag (University of Georgia Press, 1997), received the Flannery O'Connor Award for Short Fiction.</w:t>
-        <w:br/>
-        <w:t>"I had to start as a regular common person making my own living," Jin said. "With modern Chinese, especially educated Chinese, there is a kind of aristocratic mentality. Step by step, I squeezed that out of myself."</w:t>
-        <w:br/>
-        <w:t>Leslie Epstein, director of the creative writing program at Boston University, said of his former student: "He's the only writer that I've had in my program - and we've had famous writers like Sue Miller and Arthur Golden - who may be a genius."</w:t>
-        <w:br/>
-        <w:t>Nothing came easy for Xuefei Jin. The son of an Army official, he joined the People's Liberation Army at 14. It was the height of the Cultural Revolution, a decade of chaos when schools all over China were closed and young Red Guards terrorized the populace.</w:t>
-        <w:br/>
-        <w:t>Jin was sent to a military outpost in Hunchun, a forsaken finger of northeastern China with North Korea on one side and the Soviet Union on the other. His job was hauling ammunition for antitank cannons, aimed at Soviet border troops. One day, shivering in the snow on duty, Jin started reading a translation of Leo Tolstoy's War and Peace, one of the few books on hand. He had a revelation: The Russians were the same as the Chinese. They have the same human yearnings and yet here we are guarding against them at the border.</w:t>
-        <w:br/>
-        <w:t>He began to write poems and essays. "I was basically illiterate," he said. "I had to start my schooling by myself."</w:t>
-        <w:br/>
-        <w:t>Five years of the army were enough. At 19, Jin was discharged and got a job with the railway as a telegraph operator in another frontier town, Jiamusi, even farther north and colder.</w:t>
-        <w:br/>
-        <w:t>The best part of the job was the office Jin had all to himself. He stole time to read whatever he could get his hands on from the railway's small library: Karl Marx and Friedrich Engels, translated Russian epics, Chinese propaganda. Determined to educate himself, he rose at dawn every morning for a half-hour lesson in English on the radio. His goal was to read Engels' The Condition of the Working Class in England in 1844 in its original English.</w:t>
-        <w:br/>
-        <w:t>In 1977, when colleges in China reopened after the anarchic Cultural Revolution, Jin passed the entrance examination. The next year, he entered Heilongjiang University in the northeastern city of Harbin as an English major - his last choice.</w:t>
-        <w:br/>
-        <w:t>Jin went on to earn a master's degree from Shandong University in eastern China. His specialty was American literature, a hot subject among Chinese intellectuals in the early 1980s. China had just opened its doors to trade and travel. After decades of politically correct Russian novels, it was now OK to read American writers.</w:t>
-        <w:br/>
-        <w:t>"Everyone was talking about Hemingway's novellas at the time," Jin said. "I was just following the trend."</w:t>
-        <w:br/>
-        <w:t>At Brandeis, he studied British and American poets by day - and did just about every menial job by night. He was a waiter until he was demoted to busboy because he couldn't remember the wine list. He was a hospital janitor and a night watchman at a chemical factory - his favorite job because he gave him a lot of time to read.</w:t>
-        <w:br/>
-        <w:t>After he made his decision to stay in the United States, Jin warned his wife that it wouldn't be easy.</w:t>
-        <w:br/>
-        <w:t>"I was very confused at that time," Jin said. "I was really lost for a year. I told her, 'If I continue to write, perhaps after eight years I could find a decent job teaching creative writing.' She said, 'OK, I could wait.' "</w:t>
-        <w:br/>
-        <w:t>"I could write papers, but fiction and poetry are different," Jin added. "Basically, I had to relearn the language. It took quite a few years to go through that process. I'm still learning, but it's less frustrating."</w:t>
-        <w:br/>
-        <w:t>Epstein, his first writing teacher at Boston University, remembers how hard it was to decipher what Jin was saying because of his thick accent. "He didn't have a grasp of English idioms at all, and he insisted on writing in English," Epstein said. "We just worked at it. At the end of one semester, he was correcting my English."</w:t>
-        <w:br/>
-        <w:t>Of all the languages to slip into, moving from Chinese to English is one of the most daunting. Different words, different architecture. In Waiting, Jin starts the book with the powerful sentence, "Every summer Lin Kong returned to Goose Village to divorce his wife, Shuyu."</w:t>
-        <w:br/>
-        <w:t>In Chinese, the structure would be, "Every year summer, Lin Kong to Goose Village go to get with his wife divorce."</w:t>
-        <w:br/>
-        <w:t>"It doesn't sound as good as English," he said, laughing. "English is more eloquent."</w:t>
-        <w:br/>
-        <w:t>Determined to compose in English, he found a voice. His writing style is sparse and calm, but his descriptions in Waiting of commonplace scenes in China - a dormitory cafeteria, a village house in northeastern China, a typical banquet - are layered with images.</w:t>
-        <w:br/>
-        <w:t>His first book of poetry was published in 1990. He spent two years at Boston University - one just to audit the program and the second as an enrolled student. After he got his master's degree, Emory recruited him in 1993 as a poet for its writing program.</w:t>
-        <w:br/>
-        <w:t>Now a tenured professor, he and his wife and their son, Wenjin, 16, have settled into a comfortable life in Atlanta. Lisha no longer has to clean houses or watch other people's children to make ends meet.</w:t>
-        <w:br/>
-        <w:t>On the Emory campus, where the strapping oaks and pines seem to remind all who pass underneath of their smallness, Jin is a star.</w:t>
-        <w:br/>
-        <w:t>Last week, on the first cold day of the fall, he read from his novel for the first time since winning the National Book Award. At the modern marble Robert W. Woodruff Library, more than 150 people crammed into a conference room. Students in the back stood on chairs to get a better look. His colleagues from the writing department, who filled the front rows, seemed genuinely thrilled by his success.</w:t>
-        <w:br/>
-        <w:t>Xuefei Jin sat next to his wife in the front row, waiting for Emory president William Chace to make his introduction. Lisha pushed back a wisp of her husband's curly hair.</w:t>
-        <w:br/>
-        <w:t>Chace, a former English professor and James Joyce scholar, hailed Jin as "a most extraordinary writer and most extraordinary man."</w:t>
-        <w:br/>
-        <w:t>The applause were long and loud.</w:t>
-        <w:br/>
-        <w:t>"I'm really dazed by this," Jin said into the microphone with quiet embarrassment. Without much ado, he opened his book and read his words.</w:t>
-        <w:br/>
-        <w:t>The wait was over.</w:t>
-        <w:br/>
-        <w:br/>
-        <w:t>Graphic</w:t>
-        <w:br/>
-        <w:br/>
-        <w:t xml:space="preserve"> </w:t>
-        <w:br/>
-        <w:t>PHOTO</w:t>
+        <w:t>"The heart of it," he says, "is that one note ... the same note night after night. That's the promised land. That's where I belong. That's who I think I am." ddeluca@inquirer.com delucadan</w:t>
       </w:r>
     </w:p>
     <w:sectPr>
